--- a/zhs/docx/008.content.docx
+++ b/zhs/docx/008.content.docx
@@ -127,7 +127,7 @@
         <w:rPr>
           <w:lang w:val="zh_CN" w:bidi="zh_CN"/>
         </w:rPr>
-        <w:t>geng</w:t>
+        <w:t>gong</w:t>
       </w:r>
       <w:r>
         <w:rPr>
@@ -190,7 +190,7 @@
         <w:rPr>
           <w:lang w:val="zh_CN" w:bidi="zh_CN"/>
         </w:rPr>
-        <w:t>耕种田地</w:t>
+        <w:t>公鸡</w:t>
       </w:r>
       <w:r>
         <w:rPr>
@@ -220,14 +220,14 @@
         <w:rPr>
           <w:lang w:val="zh_CN" w:bidi="zh_CN"/>
         </w:rPr>
-        <w:t xml:space="preserve"> (0 seconds)</w:t>
+        <w:t xml:space="preserve"> (5 seconds)</w:t>
       </w:r>
     </w:p>
     <w:p>
       <w:r>
         <w:drawing>
           <wp:inline xmlns:a="http://schemas.openxmlformats.org/drawingml/2006/main" xmlns:pic="http://schemas.openxmlformats.org/drawingml/2006/picture">
-            <wp:extent cx="6096000" cy="3209925"/>
+            <wp:extent cx="6096000" cy="4572000"/>
             <wp:docPr id="1" name="Picture 1"/>
             <wp:cNvGraphicFramePr>
               <a:graphicFrameLocks noChangeAspect="1"/>
@@ -248,7 +248,7 @@
                   <pic:spPr>
                     <a:xfrm>
                       <a:off x="0" y="0"/>
-                      <a:ext cx="6096000" cy="3209925"/>
+                      <a:ext cx="6096000" cy="4572000"/>
                     </a:xfrm>
                     <a:prstGeom prst="rect"/>
                   </pic:spPr>
